--- a/eng/docx/024.content.docx
+++ b/eng/docx/024.content.docx
@@ -949,7 +949,19 @@
         <w:rPr>
           <w:lang w:val="en_US" w:bidi="en_US"/>
         </w:rPr>
-        <w:t>(Translation suggestions: How to Translate Names)</w:t>
+        <w:t xml:space="preserve">(Translation suggestions: </w:t>
+      </w:r>
+      <w:r>
+        <w:rPr>
+          <w:lang w:val="en_US" w:bidi="en_US"/>
+        </w:rPr>
+        <w:t>How to Translate Names</w:t>
+      </w:r>
+      <w:r>
+        <w:rPr>
+          <w:lang w:val="en_US" w:bidi="en_US"/>
+        </w:rPr>
+        <w:t>)</w:t>
       </w:r>
       <w:r>
         <w:rPr>
